--- a/Courses/Computer-Modeling-and-IT/Computer-Modeling-and-IT-6-Class/12-Tabular-Data-Processing-Exam-Project/12.01-Tabular-Data-Processing-Project.docx
+++ b/Courses/Computer-Modeling-and-IT/Computer-Modeling-and-IT-6-Class/12-Tabular-Data-Processing-Exam-Project/12.01-Tabular-Data-Processing-Project.docx
@@ -62,9 +62,9 @@
           <w:noProof/>
         </w:rPr>
         <w:drawing>
-          <wp:inline distT="0" distB="0" distL="0" distR="0" wp14:anchorId="5D1D7169" wp14:editId="28F8638D">
-            <wp:extent cx="921715" cy="413387"/>
-            <wp:effectExtent l="0" t="0" r="0" b="5715"/>
+          <wp:inline distT="0" distB="0" distL="0" distR="0" wp14:anchorId="5D1D7169" wp14:editId="5779A1CD">
+            <wp:extent cx="939984" cy="421263"/>
+            <wp:effectExtent l="0" t="0" r="0" b="0"/>
             <wp:docPr id="5" name="Picture 4"/>
             <wp:cNvGraphicFramePr>
               <a:graphicFrameLocks xmlns:a="http://schemas.openxmlformats.org/drawingml/2006/main" noChangeAspect="1"/>
@@ -93,7 +93,7 @@
                   <pic:spPr>
                     <a:xfrm>
                       <a:off x="0" y="0"/>
-                      <a:ext cx="939984" cy="421580"/>
+                      <a:ext cx="939984" cy="421263"/>
                     </a:xfrm>
                     <a:prstGeom prst="rect">
                       <a:avLst/>
@@ -2158,6 +2158,7 @@
       </w:r>
       <w:r>
         <w:rPr>
+          <w:noProof/>
           <w:lang w:val="bg-BG"/>
         </w:rPr>
         <w:drawing>
@@ -2223,6 +2224,7 @@
       </w:r>
       <w:r>
         <w:rPr>
+          <w:noProof/>
           <w:lang w:val="bg-BG"/>
         </w:rPr>
         <w:drawing>
@@ -3708,7 +3710,7 @@
         <v:path o:extrusionok="f" gradientshapeok="t" o:connecttype="rect"/>
         <o:lock v:ext="edit" aspectratio="t"/>
       </v:shapetype>
-      <v:shape id="_x0000_i1032" type="#_x0000_t75" style="width:189.5pt;height:59.35pt;visibility:visible;mso-wrap-style:square" o:bullet="t">
+      <v:shape id="_x0000_i1028" type="#_x0000_t75" style="width:189.4pt;height:59.3pt;visibility:visible;mso-wrap-style:square" o:bullet="t">
         <v:imagedata r:id="rId1" o:title=""/>
       </v:shape>
     </w:pict>
